--- a/4-1/PE/Assignmenets/The Key to Effective Interaction with Artificial Intelligence.docx
+++ b/4-1/PE/Assignmenets/The Key to Effective Interaction with Artificial Intelligence.docx
@@ -2560,6 +2560,29 @@
       </w:r>
     </w:p>
     <w:p/>
+    <w:p>
+      <w:pPr>
+        <w:rPr>
+          <w:b/>
+          <w:bCs/>
+        </w:rPr>
+      </w:pPr>
+    </w:p>
+    <w:p>
+      <w:r>
+        <w:rPr>
+          <w:b/>
+          <w:bCs/>
+        </w:rPr>
+        <w:t>Reference Link:</w:t>
+      </w:r>
+      <w:r>
+        <w:t xml:space="preserve"> </w:t>
+      </w:r>
+      <w:r>
+        <w:t>https://medium.com/@bommuvamsi24/prompt-engineering-the-key-to-effective-interaction-with-artificial-intelligence-9903eb664c48</w:t>
+      </w:r>
+    </w:p>
     <w:sectPr>
       <w:pgSz w:w="11906" w:h="16838"/>
       <w:pgMar w:top="1440" w:right="1440" w:bottom="1440" w:left="1440" w:header="708" w:footer="708" w:gutter="0"/>
@@ -6369,6 +6392,7 @@
   <w:style w:type="character" w:default="1" w:styleId="DefaultParagraphFont">
     <w:name w:val="Default Paragraph Font"/>
     <w:uiPriority w:val="1"/>
+    <w:semiHidden/>
     <w:unhideWhenUsed/>
   </w:style>
   <w:style w:type="table" w:default="1" w:styleId="TableNormal">
